--- a/Diplomata_ES/docx/4부1화_El_rey_ha_muerto.docx
+++ b/Diplomata_ES/docx/4부1화_El_rey_ha_muerto.docx
@@ -6452,7 +6452,7 @@
           <w:color w:val="1F2A44"/>
           <w:sz w:val="26"/>
         </w:rPr>
-        <w:t>협의실 — LA SALA DE CONSULTAS</w:t>
+        <w:t>비공식 회의 — REUNIÓN INFORMAL (FORMATO ARRIA)</w:t>
       </w:r>
     </w:p>
     <w:p>
@@ -6488,7 +6488,7 @@
           <w:i w:val="0"/>
           <w:sz w:val="22"/>
         </w:rPr>
-        <w:t>Señores, abro las consultas. España preside. Tengo ante mí un proyecto de declaración presidencial.</w:t>
+        <w:t>Señores, abro esta reunión informal, con los Estados directamente interesados. España preside el Consejo este mes. Tengo ante mí un proyecto de declaración presidencial que luego discutirán los quince miembros.</w:t>
       </w:r>
     </w:p>
     <w:p>
@@ -6504,7 +6504,7 @@
           <w:color w:val="555555"/>
           <w:sz w:val="19"/>
         </w:rPr>
-        <w:t>여러분, 협의를 시작합니다. 스페인이 의장국입니다. 의장 성명 초안이 제 앞에 있습니다.</w:t>
+        <w:t>여러분, 직접 이해관계가 있는 국가들과 함께하는 이 비공식 회의를 시작합니다. 스페인이 이달 의장국입니다. 이후 15개 이사국이 논의할 의장 성명 초안이 제 앞에 있습니다.</w:t>
       </w:r>
     </w:p>
     <w:p>
@@ -6540,7 +6540,7 @@
           <w:i w:val="0"/>
           <w:sz w:val="22"/>
         </w:rPr>
-        <w:t>Embajador, antes de nada, una cuestión de orden. Soy Johanna Lundgren, nueva representante de Nordmark.</w:t>
+        <w:t>Embajador, antes de nada, una cuestión de orden. Soy Johanna Lundgren, nueva representante de Nordmark. Mi país dejó el Consejo el treinta y uno de diciembre, pero sigue teniendo intereses en Tamazia.</w:t>
       </w:r>
     </w:p>
     <w:p>
@@ -6556,7 +6556,7 @@
           <w:color w:val="555555"/>
           <w:sz w:val="19"/>
         </w:rPr>
-        <w:t>대사님, 먼저 절차 문제입니다. 노르드마르크의 신임 대표 요한나 룬트그렌입니다.</w:t>
+        <w:t>대사님, 먼저 절차 문제입니다. 노르드마르크의 신임 대표 요한나 룬트그렌입니다. 제 나라는 12월 31일 이사국 임기를 마쳤지만 타마지아에는 여전히 이해관계가 있습니다.</w:t>
       </w:r>
     </w:p>
     <w:p>
@@ -7528,7 +7528,7 @@
           <w:i w:val="0"/>
           <w:sz w:val="22"/>
         </w:rPr>
-        <w:t>Quiero que conste que no hay consenso.</w:t>
+        <w:t>Quiero que conste que mi gobierno no comparte este enfoque.</w:t>
       </w:r>
     </w:p>
     <w:p>
@@ -7544,7 +7544,7 @@
           <w:color w:val="555555"/>
           <w:sz w:val="19"/>
         </w:rPr>
-        <w:t>합의가 없다는 점을 기록에 남기고 싶습니다.</w:t>
+        <w:t>제 정부가 이 접근에 동의하지 않는다는 점을 기록에 남기고 싶습니다.</w:t>
       </w:r>
     </w:p>
     <w:p>
@@ -7580,7 +7580,7 @@
           <w:i w:val="0"/>
           <w:sz w:val="22"/>
         </w:rPr>
-        <w:t>Consta. Pero una declaración presidencial no requiere consenso formal. Requiere que nadie bloquee.</w:t>
+        <w:t>Consta. Pero una declaración presidencial no requiere votos. Requiere que ningún miembro la bloquee.</w:t>
       </w:r>
     </w:p>
     <w:p>
@@ -7596,7 +7596,7 @@
           <w:color w:val="555555"/>
           <w:sz w:val="19"/>
         </w:rPr>
-        <w:t>기록됩니다. 하지만 의장 성명에는 공식 합의가 필요하지 않습니다. 아무도 막지 않으면 됩니다.</w:t>
+        <w:t>기록됩니다. 하지만 의장 성명에는 표결이 필요하지 않습니다. 어느 이사국도 막지 않으면 됩니다.</w:t>
       </w:r>
     </w:p>
     <w:p>
@@ -7684,7 +7684,7 @@
           <w:i w:val="0"/>
           <w:sz w:val="22"/>
         </w:rPr>
-        <w:t>Es una invitación.</w:t>
+        <w:t>Es una constatación. Y uno de los miembros permanentes, amigo de usted, tendrá que decidir si la bloquea.</w:t>
       </w:r>
     </w:p>
     <w:p>
@@ -7700,7 +7700,7 @@
           <w:color w:val="555555"/>
           <w:sz w:val="19"/>
         </w:rPr>
-        <w:t>초대입니다.</w:t>
+        <w:t>확인일 뿐입니다. 그리고 대사님의 친구인 상임이사국 하나가 막을지 결정해야 하겠죠.</w:t>
       </w:r>
     </w:p>
     <w:p>
@@ -7736,7 +7736,7 @@
           <w:i w:val="0"/>
           <w:sz w:val="22"/>
         </w:rPr>
-        <w:t>Mi gobierno no bloqueará hoy.</w:t>
+        <w:t>El embajador de Kárelia decidirá por sí mismo.</w:t>
       </w:r>
     </w:p>
     <w:p>
@@ -7752,7 +7752,7 @@
           <w:color w:val="555555"/>
           <w:sz w:val="19"/>
         </w:rPr>
-        <w:t>제 정부는 오늘은 막지 않겠습니다.</w:t>
+        <w:t>카렐리아 대사가 스스로 결정할 겁니다.</w:t>
       </w:r>
     </w:p>
     <w:p>
@@ -7788,7 +7788,7 @@
           <w:i w:val="0"/>
           <w:sz w:val="22"/>
         </w:rPr>
-        <w:t>Gracias, embajadora.</w:t>
+        <w:t>Eso espero. Gracias, embajadora.</w:t>
       </w:r>
     </w:p>
     <w:p>
@@ -7804,7 +7804,7 @@
           <w:color w:val="555555"/>
           <w:sz w:val="19"/>
         </w:rPr>
-        <w:t>감사합니다, 대사님.</w:t>
+        <w:t>그러길 바랍니다. 감사합니다, 대사님.</w:t>
       </w:r>
     </w:p>
     <w:p>
